--- a/教学实施资料/03-Python程序设计-项目实战/分层工单/W03_P2.1_Pandas数据处理分层工单.docx
+++ b/教学实施资料/03-Python程序设计-项目实战/分层工单/W03_P2.1_Pandas数据处理分层工单.docx
@@ -263,6 +263,933 @@
         </w:tc>
       </w:tr>
     </w:tbl>
+    <w:p>
+      <w:pPr>
+        <w:spacing w:before="200" w:after="80"/>
+        <w:pBdr>
+          <w:bottom w:val="single" w:sz="8" w:color="0545E8"/>
+        </w:pBdr>
+      </w:pPr>
+      <w:r>
+        <w:rPr>
+          <w:rFonts w:ascii="Times New Roman" w:hAnsi="Times New Roman" w:eastAsia="黑体"/>
+          <w:b/>
+          <w:color w:val="C04A0A"/>
+          <w:sz w:val="24"/>
+        </w:rPr>
+        <w:t>〇、知识精讲·四要素详解（V1.2深度版·与授课PPT同源）</w:t>
+      </w:r>
+    </w:p>
+    <w:p>
+      <w:pPr>
+        <w:spacing w:before="0" w:after="20"/>
+      </w:pPr>
+      <w:r>
+        <w:rPr>
+          <w:rFonts w:ascii="Times New Roman" w:hAnsi="Times New Roman" w:eastAsia="宋体"/>
+          <w:b/>
+          <w:color w:val="010328"/>
+          <w:sz w:val="22"/>
+        </w:rPr>
+        <w:t>B01 DataFrame摸底</w:t>
+      </w:r>
+    </w:p>
+    <w:p>
+      <w:pPr>
+        <w:spacing w:before="0" w:after="40"/>
+      </w:pPr>
+      <w:r>
+        <w:rPr>
+          <w:rFonts w:ascii="Times New Roman" w:hAnsi="Times New Roman" w:eastAsia="宋体"/>
+          <w:b w:val="0"/>
+          <w:sz w:val="21"/>
+        </w:rPr>
+        <w:t>1. 定义：DataFrame=Excel表穿Python外衣：shape量尺/info体检/describe验血</w:t>
+      </w:r>
+    </w:p>
+    <w:p>
+      <w:pPr>
+        <w:spacing w:before="0" w:after="40"/>
+      </w:pPr>
+      <w:r>
+        <w:rPr>
+          <w:rFonts w:ascii="Times New Roman" w:hAnsi="Times New Roman" w:eastAsia="宋体"/>
+          <w:b w:val="0"/>
+          <w:sz w:val="21"/>
+        </w:rPr>
+        <w:t>2. 使用场景：拿到数据的第一个动作——先摸底再动手不盲洗</w:t>
+      </w:r>
+    </w:p>
+    <w:p>
+      <w:pPr>
+        <w:spacing w:before="0" w:after="40"/>
+      </w:pPr>
+      <w:r>
+        <w:rPr>
+          <w:rFonts w:ascii="Times New Roman" w:hAnsi="Times New Roman" w:eastAsia="宋体"/>
+          <w:b w:val="0"/>
+          <w:sz w:val="21"/>
+        </w:rPr>
+        <w:t>3. 应用实例：df.info()一眼看出哪列缺失哪列类型错</w:t>
+      </w:r>
+    </w:p>
+    <w:p>
+      <w:pPr>
+        <w:spacing w:before="0" w:after="40"/>
+      </w:pPr>
+      <w:r>
+        <w:rPr>
+          <w:rFonts w:ascii="Times New Roman" w:hAnsi="Times New Roman" w:eastAsia="宋体"/>
+          <w:b w:val="0"/>
+          <w:sz w:val="21"/>
+        </w:rPr>
+        <w:t>4. 扩展与误区：误区：跳过EDA直接清洗——脏在哪都不知道，白洗一遍</w:t>
+      </w:r>
+    </w:p>
+    <w:p>
+      <w:pPr>
+        <w:spacing w:before="0" w:after="40"/>
+      </w:pPr>
+      <w:r>
+        <w:rPr>
+          <w:rFonts w:ascii="Times New Roman" w:hAnsi="Times New Roman" w:eastAsia="宋体"/>
+          <w:b w:val="0"/>
+          <w:sz w:val="21"/>
+        </w:rPr>
+        <w:t>5. 原理：DataFrame摸底=动手清洗前先'体检'：shape几行几列、info各列类型与空值、describe统计分布、head看长相——四板斧定体况</w:t>
+      </w:r>
+    </w:p>
+    <w:p>
+      <w:pPr>
+        <w:spacing w:before="0" w:after="40"/>
+      </w:pPr>
+      <w:r>
+        <w:rPr>
+          <w:rFonts w:ascii="Times New Roman" w:hAnsi="Times New Roman" w:eastAsia="宋体"/>
+          <w:b w:val="0"/>
+          <w:sz w:val="21"/>
+        </w:rPr>
+        <w:t>6. 判断依据：拿到任何新数据集禁止直接dropna——先摸底搞清'哪里脏、脏多少、什么型'再定策略</w:t>
+      </w:r>
+    </w:p>
+    <w:p>
+      <w:pPr>
+        <w:spacing w:before="0" w:after="40"/>
+      </w:pPr>
+      <w:r>
+        <w:rPr>
+          <w:rFonts w:ascii="Times New Roman" w:hAnsi="Times New Roman" w:eastAsia="宋体"/>
+          <w:b w:val="0"/>
+          <w:sz w:val="21"/>
+        </w:rPr>
+        <w:t>7. 逐行解释：df.shape (10000,8)规模；df.info() 列类型+非空计数；df.describe() 均值极值四分位；df.head(10) 看真实长相——四步后清洗方案自现</w:t>
+      </w:r>
+    </w:p>
+    <w:p>
+      <w:pPr>
+        <w:spacing w:before="0" w:after="40"/>
+      </w:pPr>
+      <w:r>
+        <w:rPr>
+          <w:rFonts w:ascii="Times New Roman" w:hAnsi="Times New Roman" w:eastAsia="宋体"/>
+          <w:b w:val="0"/>
+          <w:sz w:val="21"/>
+        </w:rPr>
+        <w:t>8. 进阶优化：df.duplicated().sum()查重复；df['col'].value_counts()类别分布；缺失矩阵msno.matrix可视化（进阶库missingno）</w:t>
+      </w:r>
+    </w:p>
+    <w:p>
+      <w:pPr>
+        <w:spacing w:before="0" w:after="0"/>
+      </w:pPr>
+      <w:r>
+        <w:rPr>
+          <w:rFonts w:ascii="Times New Roman" w:hAnsi="Times New Roman" w:eastAsia="宋体"/>
+          <w:b w:val="0"/>
+          <w:sz w:val="12"/>
+        </w:rPr>
+      </w:r>
+    </w:p>
+    <w:p>
+      <w:pPr>
+        <w:spacing w:before="0" w:after="20"/>
+      </w:pPr>
+      <w:r>
+        <w:rPr>
+          <w:rFonts w:ascii="Times New Roman" w:hAnsi="Times New Roman" w:eastAsia="宋体"/>
+          <w:b/>
+          <w:color w:val="010328"/>
+          <w:sz w:val="22"/>
+        </w:rPr>
+        <w:t>B02 缺失三策略</w:t>
+      </w:r>
+    </w:p>
+    <w:p>
+      <w:pPr>
+        <w:spacing w:before="0" w:after="40"/>
+      </w:pPr>
+      <w:r>
+        <w:rPr>
+          <w:rFonts w:ascii="Times New Roman" w:hAnsi="Times New Roman" w:eastAsia="宋体"/>
+          <w:b w:val="0"/>
+          <w:sz w:val="21"/>
+        </w:rPr>
+        <w:t>1. 定义：缺失三策=修路三招：dropna封路/fillna填坑/interpolate顺坡补</w:t>
+      </w:r>
+    </w:p>
+    <w:p>
+      <w:pPr>
+        <w:spacing w:before="0" w:after="40"/>
+      </w:pPr>
+      <w:r>
+        <w:rPr>
+          <w:rFonts w:ascii="Times New Roman" w:hAnsi="Times New Roman" w:eastAsia="宋体"/>
+          <w:b w:val="0"/>
+          <w:sz w:val="21"/>
+        </w:rPr>
+        <w:t>2. 使用场景：传感器断线NaN——按业务选策略不是随手一删</w:t>
+      </w:r>
+    </w:p>
+    <w:p>
+      <w:pPr>
+        <w:spacing w:before="0" w:after="40"/>
+      </w:pPr>
+      <w:r>
+        <w:rPr>
+          <w:rFonts w:ascii="Times New Roman" w:hAnsi="Times New Roman" w:eastAsia="宋体"/>
+          <w:b w:val="0"/>
+          <w:sz w:val="21"/>
+        </w:rPr>
+        <w:t>3. 应用实例：df['vib'].interpolate() 时序线性插值</w:t>
+      </w:r>
+    </w:p>
+    <w:p>
+      <w:pPr>
+        <w:spacing w:before="0" w:after="40"/>
+      </w:pPr>
+      <w:r>
+        <w:rPr>
+          <w:rFonts w:ascii="Times New Roman" w:hAnsi="Times New Roman" w:eastAsia="宋体"/>
+          <w:b w:val="0"/>
+          <w:sz w:val="21"/>
+        </w:rPr>
+        <w:t>4. 扩展与误区：误区：一律dropna——时序删行会断时间轴，插值才是时序正解</w:t>
+      </w:r>
+    </w:p>
+    <w:p>
+      <w:pPr>
+        <w:spacing w:before="0" w:after="40"/>
+      </w:pPr>
+      <w:r>
+        <w:rPr>
+          <w:rFonts w:ascii="Times New Roman" w:hAnsi="Times New Roman" w:eastAsia="宋体"/>
+          <w:b w:val="0"/>
+          <w:sz w:val="21"/>
+        </w:rPr>
+        <w:t>5. 原理：缺失三策略：数值列中位数插补（抗离群）、类别列众数或'未知'标签、缺失&gt;50%整列评估删除——按列型与缺失率对症</w:t>
+      </w:r>
+    </w:p>
+    <w:p>
+      <w:pPr>
+        <w:spacing w:before="0" w:after="40"/>
+      </w:pPr>
+      <w:r>
+        <w:rPr>
+          <w:rFonts w:ascii="Times New Roman" w:hAnsi="Times New Roman" w:eastAsia="宋体"/>
+          <w:b w:val="0"/>
+          <w:sz w:val="21"/>
+        </w:rPr>
+        <w:t>6. 判断依据：不是见NaN就drop：温度缺失2%插中位数保留信息；'备注'列缺80%本就非必填——策略随业务含义变</w:t>
+      </w:r>
+    </w:p>
+    <w:p>
+      <w:pPr>
+        <w:spacing w:before="0" w:after="40"/>
+      </w:pPr>
+      <w:r>
+        <w:rPr>
+          <w:rFonts w:ascii="Times New Roman" w:hAnsi="Times New Roman" w:eastAsia="宋体"/>
+          <w:b w:val="0"/>
+          <w:sz w:val="21"/>
+        </w:rPr>
+        <w:t>7. 逐行解释：df['temp'].fillna(df['temp'].median()) 数值插补；df['shift'].fillna('未知') 类别兜底；dropna(thresh=len*0.5,axis=1) 按缺失率删列</w:t>
+      </w:r>
+    </w:p>
+    <w:p>
+      <w:pPr>
+        <w:spacing w:before="0" w:after="40"/>
+      </w:pPr>
+      <w:r>
+        <w:rPr>
+          <w:rFonts w:ascii="Times New Roman" w:hAnsi="Times New Roman" w:eastAsia="宋体"/>
+          <w:b w:val="0"/>
+          <w:sz w:val="21"/>
+        </w:rPr>
+        <w:t>8. 进阶优化：插补标记列df['temp_missing']=df['temp'].isna()保留'缺失本身是信息'（故障期常缺数）；进阶KNN插补借相似设备补值</w:t>
+      </w:r>
+    </w:p>
+    <w:p>
+      <w:pPr>
+        <w:spacing w:before="0" w:after="0"/>
+      </w:pPr>
+      <w:r>
+        <w:rPr>
+          <w:rFonts w:ascii="Times New Roman" w:hAnsi="Times New Roman" w:eastAsia="宋体"/>
+          <w:b w:val="0"/>
+          <w:sz w:val="12"/>
+        </w:rPr>
+      </w:r>
+    </w:p>
+    <w:p>
+      <w:pPr>
+        <w:spacing w:before="0" w:after="20"/>
+      </w:pPr>
+      <w:r>
+        <w:rPr>
+          <w:rFonts w:ascii="Times New Roman" w:hAnsi="Times New Roman" w:eastAsia="宋体"/>
+          <w:b/>
+          <w:color w:val="010328"/>
+          <w:sz w:val="22"/>
+        </w:rPr>
+        <w:t>B03 时间戳统一</w:t>
+      </w:r>
+    </w:p>
+    <w:p>
+      <w:pPr>
+        <w:spacing w:before="0" w:after="40"/>
+      </w:pPr>
+      <w:r>
+        <w:rPr>
+          <w:rFonts w:ascii="Times New Roman" w:hAnsi="Times New Roman" w:eastAsia="宋体"/>
+          <w:b w:val="0"/>
+          <w:sz w:val="21"/>
+        </w:rPr>
+        <w:t>1. 定义：to_datetime=多国时间翻译官：三种格式归一种，coerce坏件标记不炸管</w:t>
+      </w:r>
+    </w:p>
+    <w:p>
+      <w:pPr>
+        <w:spacing w:before="0" w:after="40"/>
+      </w:pPr>
+      <w:r>
+        <w:rPr>
+          <w:rFonts w:ascii="Times New Roman" w:hAnsi="Times New Roman" w:eastAsia="宋体"/>
+          <w:b w:val="0"/>
+          <w:sz w:val="21"/>
+        </w:rPr>
+        <w:t>2. 使用场景：三系统时间格式不一(2026-9-1/09/01/…)的解药</w:t>
+      </w:r>
+    </w:p>
+    <w:p>
+      <w:pPr>
+        <w:spacing w:before="0" w:after="40"/>
+      </w:pPr>
+      <w:r>
+        <w:rPr>
+          <w:rFonts w:ascii="Times New Roman" w:hAnsi="Times New Roman" w:eastAsia="宋体"/>
+          <w:b w:val="0"/>
+          <w:sz w:val="21"/>
+        </w:rPr>
+        <w:t>3. 应用实例：pd.to_datetime(col, errors='coerce')</w:t>
+      </w:r>
+    </w:p>
+    <w:p>
+      <w:pPr>
+        <w:spacing w:before="0" w:after="40"/>
+      </w:pPr>
+      <w:r>
+        <w:rPr>
+          <w:rFonts w:ascii="Times New Roman" w:hAnsi="Times New Roman" w:eastAsia="宋体"/>
+          <w:b w:val="0"/>
+          <w:sz w:val="21"/>
+        </w:rPr>
+        <w:t>4. 扩展与误区：误区：解析失败直接ValueError炸管道——coerce变NaT进缺失策略</w:t>
+      </w:r>
+    </w:p>
+    <w:p>
+      <w:pPr>
+        <w:spacing w:before="0" w:after="40"/>
+      </w:pPr>
+      <w:r>
+        <w:rPr>
+          <w:rFonts w:ascii="Times New Roman" w:hAnsi="Times New Roman" w:eastAsia="宋体"/>
+          <w:b w:val="0"/>
+          <w:sz w:val="21"/>
+        </w:rPr>
+        <w:t>5. 原理：时间戳统一=全表对齐到同一时区同一精度：秒级or毫秒级、本地时orUTC——先统一再排序，否则时序分析全错位</w:t>
+      </w:r>
+    </w:p>
+    <w:p>
+      <w:pPr>
+        <w:spacing w:before="0" w:after="40"/>
+      </w:pPr>
+      <w:r>
+        <w:rPr>
+          <w:rFonts w:ascii="Times New Roman" w:hAnsi="Times New Roman" w:eastAsia="宋体"/>
+          <w:b w:val="0"/>
+          <w:sz w:val="21"/>
+        </w:rPr>
+        <w:t>6. 判断依据：三厂区数据混采（各带各的时间格式）进门第一步：pd.to_datetime归一+tz_localize对齐</w:t>
+      </w:r>
+    </w:p>
+    <w:p>
+      <w:pPr>
+        <w:spacing w:before="0" w:after="40"/>
+      </w:pPr>
+      <w:r>
+        <w:rPr>
+          <w:rFonts w:ascii="Times New Roman" w:hAnsi="Times New Roman" w:eastAsia="宋体"/>
+          <w:b w:val="0"/>
+          <w:sz w:val="21"/>
+        </w:rPr>
+        <w:t>7. 逐行解释：df['ts']=pd.to_datetime(df['ts']) 字符串转时间型；df['ts']=df['ts'].dt.tz_localize('Asia/Shanghai') 带上时区——排序sort_values('ts')才有意义</w:t>
+      </w:r>
+    </w:p>
+    <w:p>
+      <w:pPr>
+        <w:spacing w:before="0" w:after="40"/>
+      </w:pPr>
+      <w:r>
+        <w:rPr>
+          <w:rFonts w:ascii="Times New Roman" w:hAnsi="Times New Roman" w:eastAsia="宋体"/>
+          <w:b w:val="0"/>
+          <w:sz w:val="21"/>
+        </w:rPr>
+        <w:t>8. 进阶优化：df.set_index('ts')后可用resample('5min').mean()重采样——时间型索引是时序分析的门票</w:t>
+      </w:r>
+    </w:p>
+    <w:p>
+      <w:pPr>
+        <w:spacing w:before="0" w:after="0"/>
+      </w:pPr>
+      <w:r>
+        <w:rPr>
+          <w:rFonts w:ascii="Times New Roman" w:hAnsi="Times New Roman" w:eastAsia="宋体"/>
+          <w:b w:val="0"/>
+          <w:sz w:val="12"/>
+        </w:rPr>
+      </w:r>
+    </w:p>
+    <w:p>
+      <w:pPr>
+        <w:spacing w:before="0" w:after="20"/>
+      </w:pPr>
+      <w:r>
+        <w:rPr>
+          <w:rFonts w:ascii="Times New Roman" w:hAnsi="Times New Roman" w:eastAsia="宋体"/>
+          <w:b/>
+          <w:color w:val="010328"/>
+          <w:sz w:val="22"/>
+        </w:rPr>
+        <w:t>B04 combine_first补洞</w:t>
+      </w:r>
+    </w:p>
+    <w:p>
+      <w:pPr>
+        <w:spacing w:before="0" w:after="40"/>
+      </w:pPr>
+      <w:r>
+        <w:rPr>
+          <w:rFonts w:ascii="Times New Roman" w:hAnsi="Times New Roman" w:eastAsia="宋体"/>
+          <w:b w:val="0"/>
+          <w:sz w:val="21"/>
+        </w:rPr>
+        <w:t>1. 定义：combine_first=主备电源：主列缺电自动切备份列有效值</w:t>
+      </w:r>
+    </w:p>
+    <w:p>
+      <w:pPr>
+        <w:spacing w:before="0" w:after="40"/>
+      </w:pPr>
+      <w:r>
+        <w:rPr>
+          <w:rFonts w:ascii="Times New Roman" w:hAnsi="Times New Roman" w:eastAsia="宋体"/>
+          <w:b w:val="0"/>
+          <w:sz w:val="21"/>
+        </w:rPr>
+        <w:t>2. 使用场景：主传感器与备份传感器双源互补——工业数据增强正规手法</w:t>
+      </w:r>
+    </w:p>
+    <w:p>
+      <w:pPr>
+        <w:spacing w:before="0" w:after="40"/>
+      </w:pPr>
+      <w:r>
+        <w:rPr>
+          <w:rFonts w:ascii="Times New Roman" w:hAnsi="Times New Roman" w:eastAsia="宋体"/>
+          <w:b w:val="0"/>
+          <w:sz w:val="21"/>
+        </w:rPr>
+        <w:t>3. 应用实例：df['vib'].combine_first(df['vib_backup'])</w:t>
+      </w:r>
+    </w:p>
+    <w:p>
+      <w:pPr>
+        <w:spacing w:before="0" w:after="40"/>
+      </w:pPr>
+      <w:r>
+        <w:rPr>
+          <w:rFonts w:ascii="Times New Roman" w:hAnsi="Times New Roman" w:eastAsia="宋体"/>
+          <w:b w:val="0"/>
+          <w:sz w:val="21"/>
+        </w:rPr>
+        <w:t>4. 扩展与误区：误区：双源都缺没兜底——补完后统计缺失率确认是否还需第三源</w:t>
+      </w:r>
+    </w:p>
+    <w:p>
+      <w:pPr>
+        <w:spacing w:before="0" w:after="40"/>
+      </w:pPr>
+      <w:r>
+        <w:rPr>
+          <w:rFonts w:ascii="Times New Roman" w:hAnsi="Times New Roman" w:eastAsia="宋体"/>
+          <w:b w:val="0"/>
+          <w:sz w:val="21"/>
+        </w:rPr>
+        <w:t>5. 原理：combine_first='我有就用我的、没有借你的'：基准表缺值从补洞表借——两表对齐索引后按列填补</w:t>
+      </w:r>
+    </w:p>
+    <w:p>
+      <w:pPr>
+        <w:spacing w:before="0" w:after="40"/>
+      </w:pPr>
+      <w:r>
+        <w:rPr>
+          <w:rFonts w:ascii="Times New Roman" w:hAnsi="Times New Roman" w:eastAsia="宋体"/>
+          <w:b w:val="0"/>
+          <w:sz w:val="21"/>
+        </w:rPr>
+        <w:t>6. 判断依据：主表3号泵缺2小时、备用采集器恰好有——combine_first把备用数据无缝补进主表</w:t>
+      </w:r>
+    </w:p>
+    <w:p>
+      <w:pPr>
+        <w:spacing w:before="0" w:after="40"/>
+      </w:pPr>
+      <w:r>
+        <w:rPr>
+          <w:rFonts w:ascii="Times New Roman" w:hAnsi="Times New Roman" w:eastAsia="宋体"/>
+          <w:b w:val="0"/>
+          <w:sz w:val="21"/>
+        </w:rPr>
+        <w:t>7. 逐行解释：df['temp']=df['temp'].combine_first(bak['temp']) 索引对齐后主表NaN处自动取备用值——比merge+fillna两步更直白</w:t>
+      </w:r>
+    </w:p>
+    <w:p>
+      <w:pPr>
+        <w:spacing w:before="0" w:after="40"/>
+      </w:pPr>
+      <w:r>
+        <w:rPr>
+          <w:rFonts w:ascii="Times New Roman" w:hAnsi="Times New Roman" w:eastAsia="宋体"/>
+          <w:b w:val="0"/>
+          <w:sz w:val="21"/>
+        </w:rPr>
+        <w:t>8. 进阶优化：多源级联补洞链式a.combine_first(b).combine_first(c)；先reindex统一索引再补，防错位</w:t>
+      </w:r>
+    </w:p>
+    <w:p>
+      <w:pPr>
+        <w:spacing w:before="0" w:after="0"/>
+      </w:pPr>
+      <w:r>
+        <w:rPr>
+          <w:rFonts w:ascii="Times New Roman" w:hAnsi="Times New Roman" w:eastAsia="宋体"/>
+          <w:b w:val="0"/>
+          <w:sz w:val="12"/>
+        </w:rPr>
+      </w:r>
+    </w:p>
+    <w:p>
+      <w:pPr>
+        <w:spacing w:before="0" w:after="20"/>
+      </w:pPr>
+      <w:r>
+        <w:rPr>
+          <w:rFonts w:ascii="Times New Roman" w:hAnsi="Times New Roman" w:eastAsia="宋体"/>
+          <w:b/>
+          <w:color w:val="010328"/>
+          <w:sz w:val="22"/>
+        </w:rPr>
+        <w:t>B05 IQR护栏</w:t>
+      </w:r>
+    </w:p>
+    <w:p>
+      <w:pPr>
+        <w:spacing w:before="0" w:after="40"/>
+      </w:pPr>
+      <w:r>
+        <w:rPr>
+          <w:rFonts w:ascii="Times New Roman" w:hAnsi="Times New Roman" w:eastAsia="宋体"/>
+          <w:b w:val="0"/>
+          <w:sz w:val="21"/>
+        </w:rPr>
+        <w:t>1. 定义：IQR=分位数装护栏：Q3+1.5×IQR为界——只看排序位置不怕极端值</w:t>
+      </w:r>
+    </w:p>
+    <w:p>
+      <w:pPr>
+        <w:spacing w:before="0" w:after="40"/>
+      </w:pPr>
+      <w:r>
+        <w:rPr>
+          <w:rFonts w:ascii="Times New Roman" w:hAnsi="Times New Roman" w:eastAsia="宋体"/>
+          <w:b w:val="0"/>
+          <w:sz w:val="21"/>
+        </w:rPr>
+        <w:t>2. 使用场景：振动尖峰剔除——比3σ不被极端值带偏</w:t>
+      </w:r>
+    </w:p>
+    <w:p>
+      <w:pPr>
+        <w:spacing w:before="0" w:after="40"/>
+      </w:pPr>
+      <w:r>
+        <w:rPr>
+          <w:rFonts w:ascii="Times New Roman" w:hAnsi="Times New Roman" w:eastAsia="宋体"/>
+          <w:b w:val="0"/>
+          <w:sz w:val="21"/>
+        </w:rPr>
+        <w:t>3. 应用实例：q1,q3=df.vib.quantile([.25,.75]); fence=q3+1.5*(q3-q1)</w:t>
+      </w:r>
+    </w:p>
+    <w:p>
+      <w:pPr>
+        <w:spacing w:before="0" w:after="40"/>
+      </w:pPr>
+      <w:r>
+        <w:rPr>
+          <w:rFonts w:ascii="Times New Roman" w:hAnsi="Times New Roman" w:eastAsia="宋体"/>
+          <w:b w:val="0"/>
+          <w:sz w:val="21"/>
+        </w:rPr>
+        <w:t>4. 扩展与误区：误区：极端值大时3σ的均值方差本身被带偏——IQR靠排序免疫</w:t>
+      </w:r>
+    </w:p>
+    <w:p>
+      <w:pPr>
+        <w:spacing w:before="0" w:after="40"/>
+      </w:pPr>
+      <w:r>
+        <w:rPr>
+          <w:rFonts w:ascii="Times New Roman" w:hAnsi="Times New Roman" w:eastAsia="宋体"/>
+          <w:b w:val="0"/>
+          <w:sz w:val="21"/>
+        </w:rPr>
+        <w:t>5. 原理：IQR护栏=四分位距 fences：Q1-1.5×IQR ~ Q3+1.5×IQR 之外算离群——用数据自身的分布形状划界，不拍脑袋</w:t>
+      </w:r>
+    </w:p>
+    <w:p>
+      <w:pPr>
+        <w:spacing w:before="0" w:after="40"/>
+      </w:pPr>
+      <w:r>
+        <w:rPr>
+          <w:rFonts w:ascii="Times New Roman" w:hAnsi="Times New Roman" w:eastAsia="宋体"/>
+          <w:b w:val="0"/>
+          <w:sz w:val="21"/>
+        </w:rPr>
+        <w:t>6. 判断依据：传感毛刺135℃一票看出：IQR法自动识别'跟大多数过不去'的点——比固定阈值适应不同设备</w:t>
+      </w:r>
+    </w:p>
+    <w:p>
+      <w:pPr>
+        <w:spacing w:before="0" w:after="40"/>
+      </w:pPr>
+      <w:r>
+        <w:rPr>
+          <w:rFonts w:ascii="Times New Roman" w:hAnsi="Times New Roman" w:eastAsia="宋体"/>
+          <w:b w:val="0"/>
+          <w:sz w:val="21"/>
+        </w:rPr>
+        <w:t>7. 逐行解释：q1,q3=df['temp'].quantile([.25,.75]); iqr=q3-q1; mask=(df['temp']&gt;=q1-1.5*iqr)&amp;(df['temp']&lt;=q3+1.5*iqr) 布尔掩码筛出干净区</w:t>
+      </w:r>
+    </w:p>
+    <w:p>
+      <w:pPr>
+        <w:spacing w:before="0" w:after="40"/>
+      </w:pPr>
+      <w:r>
+        <w:rPr>
+          <w:rFonts w:ascii="Times New Roman" w:hAnsi="Times New Roman" w:eastAsia="宋体"/>
+          <w:b w:val="0"/>
+          <w:sz w:val="21"/>
+        </w:rPr>
+        <w:t>8. 进阶优化：clip替换而非删除（df['temp'].clip(low,high)）保住行数；进阶孤立森林IsolationForest多维离群检测</w:t>
+      </w:r>
+    </w:p>
+    <w:p>
+      <w:pPr>
+        <w:spacing w:before="0" w:after="0"/>
+      </w:pPr>
+      <w:r>
+        <w:rPr>
+          <w:rFonts w:ascii="Times New Roman" w:hAnsi="Times New Roman" w:eastAsia="宋体"/>
+          <w:b w:val="0"/>
+          <w:sz w:val="12"/>
+        </w:rPr>
+      </w:r>
+    </w:p>
+    <w:p>
+      <w:pPr>
+        <w:spacing w:before="0" w:after="20"/>
+      </w:pPr>
+      <w:r>
+        <w:rPr>
+          <w:rFonts w:ascii="Times New Roman" w:hAnsi="Times New Roman" w:eastAsia="宋体"/>
+          <w:b/>
+          <w:color w:val="010328"/>
+          <w:sz w:val="22"/>
+        </w:rPr>
+        <w:t>B06 业务阈值与统计法AND</w:t>
+      </w:r>
+    </w:p>
+    <w:p>
+      <w:pPr>
+        <w:spacing w:before="0" w:after="40"/>
+      </w:pPr>
+      <w:r>
+        <w:rPr>
+          <w:rFonts w:ascii="Times New Roman" w:hAnsi="Times New Roman" w:eastAsia="宋体"/>
+          <w:b w:val="0"/>
+          <w:sz w:val="21"/>
+        </w:rPr>
+        <w:t>1. 定义：双闸门=物理限位+统计护栏两道都过才放行——AND不是OR</w:t>
+      </w:r>
+    </w:p>
+    <w:p>
+      <w:pPr>
+        <w:spacing w:before="0" w:after="40"/>
+      </w:pPr>
+      <w:r>
+        <w:rPr>
+          <w:rFonts w:ascii="Times New Roman" w:hAnsi="Times New Roman" w:eastAsia="宋体"/>
+          <w:b w:val="0"/>
+          <w:sz w:val="21"/>
+        </w:rPr>
+        <w:t>2. 使用场景：工艺红线(如&gt;85℃必异常)与统计异常叠加</w:t>
+      </w:r>
+    </w:p>
+    <w:p>
+      <w:pPr>
+        <w:spacing w:before="0" w:after="40"/>
+      </w:pPr>
+      <w:r>
+        <w:rPr>
+          <w:rFonts w:ascii="Times New Roman" w:hAnsi="Times New Roman" w:eastAsia="宋体"/>
+          <w:b w:val="0"/>
+          <w:sz w:val="21"/>
+        </w:rPr>
+        <w:t>3. 应用实例：(df.temp&gt;85) | 统计异常 —— 双确认再剔除</w:t>
+      </w:r>
+    </w:p>
+    <w:p>
+      <w:pPr>
+        <w:spacing w:before="0" w:after="40"/>
+      </w:pPr>
+      <w:r>
+        <w:rPr>
+          <w:rFonts w:ascii="Times New Roman" w:hAnsi="Times New Roman" w:eastAsia="宋体"/>
+          <w:b w:val="0"/>
+          <w:sz w:val="21"/>
+        </w:rPr>
+        <w:t>4. 扩展与误区：误区：只用统计法——把真实工艺尖峰当异常洗掉，事故反向制造</w:t>
+      </w:r>
+    </w:p>
+    <w:p>
+      <w:pPr>
+        <w:spacing w:before="0" w:after="40"/>
+      </w:pPr>
+      <w:r>
+        <w:rPr>
+          <w:rFonts w:ascii="Times New Roman" w:hAnsi="Times New Roman" w:eastAsia="宋体"/>
+          <w:b w:val="0"/>
+          <w:sz w:val="21"/>
+        </w:rPr>
+        <w:t>5. 原理：统计法与业务阈值取AND：IQR说离群且工艺说不可能（&gt;120℃）才剔——统计找嫌疑、业务定罪，双章缺一不可</w:t>
+      </w:r>
+    </w:p>
+    <w:p>
+      <w:pPr>
+        <w:spacing w:before="0" w:after="40"/>
+      </w:pPr>
+      <w:r>
+        <w:rPr>
+          <w:rFonts w:ascii="Times New Roman" w:hAnsi="Times New Roman" w:eastAsia="宋体"/>
+          <w:b w:val="0"/>
+          <w:sz w:val="21"/>
+        </w:rPr>
+        <w:t>6. 判断依据：纯统计会误杀真实故障尖峰（正是要研究的信号）；纯业务阈值挡不住缓慢漂移——AND策略两全</w:t>
+      </w:r>
+    </w:p>
+    <w:p>
+      <w:pPr>
+        <w:spacing w:before="0" w:after="40"/>
+      </w:pPr>
+      <w:r>
+        <w:rPr>
+          <w:rFonts w:ascii="Times New Roman" w:hAnsi="Times New Roman" w:eastAsia="宋体"/>
+          <w:b w:val="0"/>
+          <w:sz w:val="21"/>
+        </w:rPr>
+        <w:t>7. 逐行解释：stat_mask=IQR掩码; biz_mask=df['temp']&lt;120 工艺上限；clean=df[~stat_mask|~biz_mask] 双违才剔——单违保留并打旗标记</w:t>
+      </w:r>
+    </w:p>
+    <w:p>
+      <w:pPr>
+        <w:spacing w:before="0" w:after="40"/>
+      </w:pPr>
+      <w:r>
+        <w:rPr>
+          <w:rFonts w:ascii="Times New Roman" w:hAnsi="Times New Roman" w:eastAsia="宋体"/>
+          <w:b w:val="0"/>
+          <w:sz w:val="21"/>
+        </w:rPr>
+        <w:t>8. 进阶优化：剔掉的行进audit表留痕；月度复盘被剔点里有多少是真故障——误剔率是清洗质量指标</w:t>
+      </w:r>
+    </w:p>
+    <w:p>
+      <w:pPr>
+        <w:spacing w:before="0" w:after="0"/>
+      </w:pPr>
+      <w:r>
+        <w:rPr>
+          <w:rFonts w:ascii="Times New Roman" w:hAnsi="Times New Roman" w:eastAsia="宋体"/>
+          <w:b w:val="0"/>
+          <w:sz w:val="12"/>
+        </w:rPr>
+      </w:r>
+    </w:p>
+    <w:p>
+      <w:pPr>
+        <w:spacing w:before="0" w:after="20"/>
+      </w:pPr>
+      <w:r>
+        <w:rPr>
+          <w:rFonts w:ascii="Times New Roman" w:hAnsi="Times New Roman" w:eastAsia="宋体"/>
+          <w:b/>
+          <w:color w:val="010328"/>
+          <w:sz w:val="22"/>
+        </w:rPr>
+        <w:t>B07 清洗顺序</w:t>
+      </w:r>
+    </w:p>
+    <w:p>
+      <w:pPr>
+        <w:spacing w:before="0" w:after="40"/>
+      </w:pPr>
+      <w:r>
+        <w:rPr>
+          <w:rFonts w:ascii="Times New Roman" w:hAnsi="Times New Roman" w:eastAsia="宋体"/>
+          <w:b w:val="0"/>
+          <w:sz w:val="21"/>
+        </w:rPr>
+        <w:t>1. 定义：清洗顺序=洗衣服工序：类型→缺失→异常→去重，顺序错全返工</w:t>
+      </w:r>
+    </w:p>
+    <w:p>
+      <w:pPr>
+        <w:spacing w:before="0" w:after="40"/>
+      </w:pPr>
+      <w:r>
+        <w:rPr>
+          <w:rFonts w:ascii="Times New Roman" w:hAnsi="Times New Roman" w:eastAsia="宋体"/>
+          <w:b w:val="0"/>
+          <w:sz w:val="21"/>
+        </w:rPr>
+        <w:t>2. 使用场景：管道七步的前四步——顺序即依赖关系</w:t>
+      </w:r>
+    </w:p>
+    <w:p>
+      <w:pPr>
+        <w:spacing w:before="0" w:after="40"/>
+      </w:pPr>
+      <w:r>
+        <w:rPr>
+          <w:rFonts w:ascii="Times New Roman" w:hAnsi="Times New Roman" w:eastAsia="宋体"/>
+          <w:b w:val="0"/>
+          <w:sz w:val="21"/>
+        </w:rPr>
+        <w:t>3. 应用实例：先to_datetime才能算缺失；先去重再算IQR防重复干扰</w:t>
+      </w:r>
+    </w:p>
+    <w:p>
+      <w:pPr>
+        <w:spacing w:before="0" w:after="40"/>
+      </w:pPr>
+      <w:r>
+        <w:rPr>
+          <w:rFonts w:ascii="Times New Roman" w:hAnsi="Times New Roman" w:eastAsia="宋体"/>
+          <w:b w:val="0"/>
+          <w:sz w:val="21"/>
+        </w:rPr>
+        <w:t>4. 扩展与误区：误区：先算异常再去重——重复行把统计量带偏，护栏失真</w:t>
+      </w:r>
+    </w:p>
+    <w:p>
+      <w:pPr>
+        <w:spacing w:before="0" w:after="40"/>
+      </w:pPr>
+      <w:r>
+        <w:rPr>
+          <w:rFonts w:ascii="Times New Roman" w:hAnsi="Times New Roman" w:eastAsia="宋体"/>
+          <w:b w:val="0"/>
+          <w:sz w:val="21"/>
+        </w:rPr>
+        <w:t>5. 原理：清洗顺序定成败：去重→时间统一→类型转换→缺失处理→离群剔除——顺序错了，后一步会把前一步的成果污染</w:t>
+      </w:r>
+    </w:p>
+    <w:p>
+      <w:pPr>
+        <w:spacing w:before="0" w:after="40"/>
+      </w:pPr>
+      <w:r>
+        <w:rPr>
+          <w:rFonts w:ascii="Times New Roman" w:hAnsi="Times New Roman" w:eastAsia="宋体"/>
+          <w:b w:val="0"/>
+          <w:sz w:val="21"/>
+        </w:rPr>
+        <w:t>6. 判断依据：先去重再去缺失（重复行会虚增统计）；先转类型再IQR（字符串比不了大小）——工序即流水线</w:t>
+      </w:r>
+    </w:p>
+    <w:p>
+      <w:pPr>
+        <w:spacing w:before="0" w:after="40"/>
+      </w:pPr>
+      <w:r>
+        <w:rPr>
+          <w:rFonts w:ascii="Times New Roman" w:hAnsi="Times New Roman" w:eastAsia="宋体"/>
+          <w:b w:val="0"/>
+          <w:sz w:val="21"/>
+        </w:rPr>
+        <w:t>7. 逐行解释：df=df.drop_duplicates() 先去重；to_datetime统一时间；astype(float)转类型；fillna补缺；最后IQR剔离群——五道工序各管一段</w:t>
+      </w:r>
+    </w:p>
+    <w:p>
+      <w:pPr>
+        <w:spacing w:before="0" w:after="40"/>
+      </w:pPr>
+      <w:r>
+        <w:rPr>
+          <w:rFonts w:ascii="Times New Roman" w:hAnsi="Times New Roman" w:eastAsia="宋体"/>
+          <w:b w:val="0"/>
+          <w:sz w:val="21"/>
+        </w:rPr>
+        <w:t>8. 进阶优化：整条管线封装成函数clean(df)→df，输入原始输出干净——测试集一跑即回归；进阶sklearn Pipeline工程化</w:t>
+      </w:r>
+    </w:p>
+    <w:p>
+      <w:pPr>
+        <w:spacing w:before="0" w:after="0"/>
+      </w:pPr>
+      <w:r>
+        <w:rPr>
+          <w:rFonts w:ascii="Times New Roman" w:hAnsi="Times New Roman" w:eastAsia="宋体"/>
+          <w:b w:val="0"/>
+          <w:sz w:val="12"/>
+        </w:rPr>
+      </w:r>
+    </w:p>
     <w:p>
       <w:pPr>
         <w:spacing w:before="200" w:after="80"/>
